--- a/ESP32/SoutheastCon_ESP32_01_Setup_and_First_Circuit.docx
+++ b/ESP32/SoutheastCon_ESP32_01_Setup_and_First_Circuit.docx
@@ -48,11 +48,11 @@
       </w:r>
     </w:p>
     <w:p>
-      <w:rPr>
-        <w:i/>
-      </w:rPr>
       <w:pPr>
         <w:spacing w:line="240" w:lineRule="auto"/>
+        <w:rPr>
+          <w:i/>
+        </w:rPr>
       </w:pPr>
       <w:r>
         <w:t xml:space="preserve">This tutorial assumes that you have already completed </w:t>
@@ -62,17 +62,8 @@
           <w:i/>
           <w:iCs/>
         </w:rPr>
-        <w:t xml:space="preserve">Arduino 1 — Install the Arduino IDE and Run the Blink Test</w:t>
+        <w:t>Arduino 1 — Install the Arduino IDE and Run the Blink Test</w:t>
       </w:r>
-      <w:proofErr w:type="spellStart"/>
-      <w:r>
-        <w:rPr>
-          <w:i/>
-          <w:iCs/>
-        </w:rPr>
-        <w:t/>
-      </w:r>
-      <w:proofErr w:type="spellEnd"/>
       <w:r>
         <w:t>, including installation and basic use of the Arduino IDE. You should also complete the Arduino tutorials before beginning the ESP32 series.</w:t>
       </w:r>
@@ -133,9 +124,6 @@
       <w:r>
         <w:t>LED and 220 Ω resistor from the Mega 2560 evaluation kit</w:t>
       </w:r>
-      <w:r/>
-      <w:r/>
-      <w:r/>
     </w:p>
     <w:p>
       <w:pPr>
@@ -198,15 +186,7 @@
         <w:spacing w:line="240" w:lineRule="auto"/>
       </w:pPr>
       <w:r>
-        <w:t xml:space="preserve">Use the official </w:t>
-      </w:r>
-      <w:proofErr w:type="spellStart"/>
-      <w:r>
-        <w:t>Espressif</w:t>
-      </w:r>
-      <w:proofErr w:type="spellEnd"/>
-      <w:r>
-        <w:t xml:space="preserve"> Arduino-ESP32 Boards Manager package URL: https://espressif.github.io/arduino-esp32/package_esp32_index.json</w:t>
+        <w:t>Use the official Espressif Arduino-ESP32 Boards Manager package URL: https://espressif.github.io/arduino-esp32/package_esp32_index.json</w:t>
       </w:r>
     </w:p>
     <w:p>
@@ -214,15 +194,7 @@
         <w:spacing w:line="240" w:lineRule="auto"/>
       </w:pPr>
       <w:r>
-        <w:t xml:space="preserve">After saving the settings, open the Boards Manager and search for ESP32. Install the ESP32 board package provided by </w:t>
-      </w:r>
-      <w:proofErr w:type="spellStart"/>
-      <w:r>
-        <w:t>Espressif</w:t>
-      </w:r>
-      <w:proofErr w:type="spellEnd"/>
-      <w:r>
-        <w:t xml:space="preserve"> Systems.</w:t>
+        <w:t>After saving the settings, open the Boards Manager and search for ESP32. Install the ESP32 board package provided by Espressif Systems.</w:t>
       </w:r>
     </w:p>
     <w:p>
@@ -230,15 +202,7 @@
         <w:spacing w:line="240" w:lineRule="auto"/>
       </w:pPr>
       <w:r>
-        <w:t xml:space="preserve">The exact names and locations of these menu items can vary between Arduino IDE versions. If your IDE looks different, use the IDE's documentation or the current official </w:t>
-      </w:r>
-      <w:proofErr w:type="spellStart"/>
-      <w:r>
-        <w:t>Espressif</w:t>
-      </w:r>
-      <w:proofErr w:type="spellEnd"/>
-      <w:r>
-        <w:t xml:space="preserve"> Arduino-ESP32 installation instructions rather than relying on an older URL or third-party guide.</w:t>
+        <w:t>The exact names and locations of these menu items can vary between Arduino IDE versions. If your IDE looks different, use the IDE's documentation or the current official Espressif Arduino-ESP32 installation instructions rather than relying on an older URL or third-party guide.</w:t>
       </w:r>
     </w:p>
     <w:p>
@@ -469,23 +433,7 @@
                 <w:rFonts w:ascii="Consolas" w:hAnsi="Consolas" w:cs="Consolas"/>
                 <w:sz w:val="19"/>
               </w:rPr>
-              <w:t xml:space="preserve">const int </w:t>
-            </w:r>
-            <w:proofErr w:type="spellStart"/>
-            <w:r>
-              <w:rPr>
-                <w:rFonts w:ascii="Consolas" w:hAnsi="Consolas" w:cs="Consolas"/>
-                <w:sz w:val="19"/>
-              </w:rPr>
-              <w:t>ledPin</w:t>
-            </w:r>
-            <w:proofErr w:type="spellEnd"/>
-            <w:r>
-              <w:rPr>
-                <w:rFonts w:ascii="Consolas" w:hAnsi="Consolas" w:cs="Consolas"/>
-                <w:sz w:val="19"/>
-              </w:rPr>
-              <w:t xml:space="preserve"> = /* your ESP32 GPIO number */;</w:t>
+              <w:t>const int ledPin = /* your ESP32 GPIO number */;</w:t>
             </w:r>
             <w:r>
               <w:rPr>
@@ -500,23 +448,7 @@
                 <w:sz w:val="19"/>
               </w:rPr>
               <w:br/>
-              <w:t xml:space="preserve">void </w:t>
-            </w:r>
-            <w:proofErr w:type="gramStart"/>
-            <w:r>
-              <w:rPr>
-                <w:rFonts w:ascii="Consolas" w:hAnsi="Consolas" w:cs="Consolas"/>
-                <w:sz w:val="19"/>
-              </w:rPr>
-              <w:t>setup(</w:t>
-            </w:r>
-            <w:proofErr w:type="gramEnd"/>
-            <w:r>
-              <w:rPr>
-                <w:rFonts w:ascii="Consolas" w:hAnsi="Consolas" w:cs="Consolas"/>
-                <w:sz w:val="19"/>
-              </w:rPr>
-              <w:t>)</w:t>
+              <w:t>void setup()</w:t>
             </w:r>
             <w:r>
               <w:rPr>
@@ -532,39 +464,7 @@
                 <w:sz w:val="19"/>
               </w:rPr>
               <w:br/>
-              <w:t xml:space="preserve">    </w:t>
-            </w:r>
-            <w:proofErr w:type="spellStart"/>
-            <w:r>
-              <w:rPr>
-                <w:rFonts w:ascii="Consolas" w:hAnsi="Consolas" w:cs="Consolas"/>
-                <w:sz w:val="19"/>
-              </w:rPr>
-              <w:t>pinMode</w:t>
-            </w:r>
-            <w:proofErr w:type="spellEnd"/>
-            <w:r>
-              <w:rPr>
-                <w:rFonts w:ascii="Consolas" w:hAnsi="Consolas" w:cs="Consolas"/>
-                <w:sz w:val="19"/>
-              </w:rPr>
-              <w:t>(</w:t>
-            </w:r>
-            <w:proofErr w:type="spellStart"/>
-            <w:r>
-              <w:rPr>
-                <w:rFonts w:ascii="Consolas" w:hAnsi="Consolas" w:cs="Consolas"/>
-                <w:sz w:val="19"/>
-              </w:rPr>
-              <w:t>ledPin</w:t>
-            </w:r>
-            <w:proofErr w:type="spellEnd"/>
-            <w:r>
-              <w:rPr>
-                <w:rFonts w:ascii="Consolas" w:hAnsi="Consolas" w:cs="Consolas"/>
-                <w:sz w:val="19"/>
-              </w:rPr>
-              <w:t>, OUTPUT);</w:t>
+              <w:t xml:space="preserve">    pinMode(ledPin, OUTPUT);</w:t>
             </w:r>
             <w:r>
               <w:rPr>
@@ -603,39 +503,7 @@
                 <w:sz w:val="19"/>
               </w:rPr>
               <w:br/>
-              <w:t xml:space="preserve">    </w:t>
-            </w:r>
-            <w:proofErr w:type="spellStart"/>
-            <w:r>
-              <w:rPr>
-                <w:rFonts w:ascii="Consolas" w:hAnsi="Consolas" w:cs="Consolas"/>
-                <w:sz w:val="19"/>
-              </w:rPr>
-              <w:t>digitalWrite</w:t>
-            </w:r>
-            <w:proofErr w:type="spellEnd"/>
-            <w:r>
-              <w:rPr>
-                <w:rFonts w:ascii="Consolas" w:hAnsi="Consolas" w:cs="Consolas"/>
-                <w:sz w:val="19"/>
-              </w:rPr>
-              <w:t>(</w:t>
-            </w:r>
-            <w:proofErr w:type="spellStart"/>
-            <w:r>
-              <w:rPr>
-                <w:rFonts w:ascii="Consolas" w:hAnsi="Consolas" w:cs="Consolas"/>
-                <w:sz w:val="19"/>
-              </w:rPr>
-              <w:t>ledPin</w:t>
-            </w:r>
-            <w:proofErr w:type="spellEnd"/>
-            <w:r>
-              <w:rPr>
-                <w:rFonts w:ascii="Consolas" w:hAnsi="Consolas" w:cs="Consolas"/>
-                <w:sz w:val="19"/>
-              </w:rPr>
-              <w:t>, HIGH);</w:t>
+              <w:t xml:space="preserve">    digitalWrite(ledPin, HIGH);</w:t>
             </w:r>
             <w:r>
               <w:rPr>
@@ -658,39 +526,7 @@
                 <w:sz w:val="19"/>
               </w:rPr>
               <w:br/>
-              <w:t xml:space="preserve">    </w:t>
-            </w:r>
-            <w:proofErr w:type="spellStart"/>
-            <w:r>
-              <w:rPr>
-                <w:rFonts w:ascii="Consolas" w:hAnsi="Consolas" w:cs="Consolas"/>
-                <w:sz w:val="19"/>
-              </w:rPr>
-              <w:t>digitalWrite</w:t>
-            </w:r>
-            <w:proofErr w:type="spellEnd"/>
-            <w:r>
-              <w:rPr>
-                <w:rFonts w:ascii="Consolas" w:hAnsi="Consolas" w:cs="Consolas"/>
-                <w:sz w:val="19"/>
-              </w:rPr>
-              <w:t>(</w:t>
-            </w:r>
-            <w:proofErr w:type="spellStart"/>
-            <w:r>
-              <w:rPr>
-                <w:rFonts w:ascii="Consolas" w:hAnsi="Consolas" w:cs="Consolas"/>
-                <w:sz w:val="19"/>
-              </w:rPr>
-              <w:t>ledPin</w:t>
-            </w:r>
-            <w:proofErr w:type="spellEnd"/>
-            <w:r>
-              <w:rPr>
-                <w:rFonts w:ascii="Consolas" w:hAnsi="Consolas" w:cs="Consolas"/>
-                <w:sz w:val="19"/>
-              </w:rPr>
-              <w:t>, LOW);</w:t>
+              <w:t xml:space="preserve">    digitalWrite(ledPin, LOW);</w:t>
             </w:r>
             <w:r>
               <w:rPr>
@@ -726,52 +562,22 @@
       </w:r>
     </w:p>
     <w:p>
-      <w:rPr>
-        <w:i/>
-      </w:rPr>
       <w:pPr>
         <w:spacing w:line="240" w:lineRule="auto"/>
+        <w:rPr>
+          <w:i/>
+        </w:rPr>
       </w:pPr>
       <w:r>
-        <w:t xml:space="preserve">For this first ESP32 tutorial, using </w:t>
-      </w:r>
-      <w:proofErr w:type="gramStart"/>
-      <w:r>
-        <w:t>delay(</w:t>
-      </w:r>
-      <w:proofErr w:type="gramEnd"/>
-      <w:r>
-        <w:t xml:space="preserve">) is intentional. The purpose here is to verify that you can compile, upload, and run a program on the ESP32. You already learned the advantages of </w:t>
-      </w:r>
-      <w:proofErr w:type="spellStart"/>
-      <w:proofErr w:type="gramStart"/>
-      <w:r>
-        <w:t>millis</w:t>
-      </w:r>
-      <w:proofErr w:type="spellEnd"/>
-      <w:r>
-        <w:t>(</w:t>
-      </w:r>
-      <w:proofErr w:type="gramEnd"/>
-      <w:r>
-        <w:t xml:space="preserve">)-based timing in </w:t>
+        <w:t xml:space="preserve">For this first ESP32 tutorial, using delay() is intentional. The purpose here is to verify that you can compile, upload, and run a program on the ESP32. You already learned the advantages of millis()-based timing in </w:t>
       </w:r>
       <w:r>
         <w:rPr>
           <w:i/>
           <w:iCs/>
         </w:rPr>
-        <w:t xml:space="preserve">Arduino 4 — Non-Blocking Timing with millis()</w:t>
+        <w:t>Arduino 4 — Non-Blocking Timing with millis()</w:t>
       </w:r>
-      <w:proofErr w:type="spellStart"/>
-      <w:r>
-        <w:rPr>
-          <w:i/>
-          <w:iCs/>
-        </w:rPr>
-        <w:t/>
-      </w:r>
-      <w:proofErr w:type="spellEnd"/>
       <w:r>
         <w:t>.</w:t>
       </w:r>
@@ -1011,20 +817,7 @@
         <w:spacing w:after="0" w:line="240" w:lineRule="auto"/>
       </w:pPr>
       <w:r>
-        <w:t xml:space="preserve">Using </w:t>
-      </w:r>
-      <w:proofErr w:type="spellStart"/>
-      <w:proofErr w:type="gramStart"/>
-      <w:r>
-        <w:t>millis</w:t>
-      </w:r>
-      <w:proofErr w:type="spellEnd"/>
-      <w:r>
-        <w:t>(</w:t>
-      </w:r>
-      <w:proofErr w:type="gramEnd"/>
-      <w:r>
-        <w:t>) for non-blocking timing.</w:t>
+        <w:t>Using millis() for non-blocking timing.</w:t>
       </w:r>
     </w:p>
     <w:p>
@@ -1199,12 +992,12 @@
       </w:r>
     </w:p>
     <w:p>
-      <w:rPr>
-        <w:i/>
-      </w:rPr>
       <w:pPr>
         <w:spacing w:line="240" w:lineRule="auto"/>
         <w:ind w:left="288"/>
+        <w:rPr>
+          <w:i/>
+        </w:rPr>
       </w:pPr>
       <w:r>
         <w:rPr>
@@ -1220,17 +1013,8 @@
           <w:i/>
           <w:iCs/>
         </w:rPr>
-        <w:t xml:space="preserve">Arduino 1 — Install the Arduino IDE and Run the Blink Test</w:t>
+        <w:t>Arduino 1 — Install the Arduino IDE and Run the Blink Test</w:t>
       </w:r>
-      <w:proofErr w:type="spellStart"/>
-      <w:r>
-        <w:rPr>
-          <w:i/>
-          <w:iCs/>
-        </w:rPr>
-        <w:t/>
-      </w:r>
-      <w:proofErr w:type="spellEnd"/>
       <w:r>
         <w:t xml:space="preserve"> and have the Arduino IDE working.</w:t>
       </w:r>
@@ -1322,10 +1106,12 @@
       </w:r>
     </w:p>
     <w:sectPr>
-      <w:headerReference w:type="default" r:id="rId8"/>
-      <w:footerReference w:type="even" r:id="rId9"/>
-      <w:footerReference w:type="default" r:id="rId10"/>
-      <w:footerReference w:type="first" r:id="rId11"/>
+      <w:headerReference w:type="even" r:id="rId8"/>
+      <w:headerReference w:type="default" r:id="rId9"/>
+      <w:footerReference w:type="even" r:id="rId10"/>
+      <w:footerReference w:type="default" r:id="rId11"/>
+      <w:headerReference w:type="first" r:id="rId12"/>
+      <w:footerReference w:type="first" r:id="rId13"/>
       <w:pgSz w:w="12240" w:h="15840"/>
       <w:pgMar w:top="936" w:right="1080" w:bottom="936" w:left="1080" w:header="720" w:footer="720" w:gutter="0"/>
       <w:cols w:space="720"/>
@@ -1475,7 +1261,7 @@
       <w:rPr>
         <w:sz w:val="18"/>
       </w:rPr>
-      <w:t>Last modified: September 27, 2026 1:50 PM EDT * Rodney Radford</w:t>
+      <w:t>Last modified: September 27, 2026 1:50 PM * Rodney Radford</w:t>
     </w:r>
   </w:p>
 </w:ftr>
@@ -1507,6 +1293,26 @@
 </file>
 
 <file path=word/header1.xml><?xml version="1.0" encoding="utf-8"?>
+<w:hdr xmlns:wpc="http://schemas.microsoft.com/office/word/2010/wordprocessingCanvas" xmlns:cx="http://schemas.microsoft.com/office/drawing/2014/chartex" xmlns:cx1="http://schemas.microsoft.com/office/drawing/2015/9/8/chartex" xmlns:cx2="http://schemas.microsoft.com/office/drawing/2015/10/21/chartex" xmlns:cx3="http://schemas.microsoft.com/office/drawing/2016/5/9/chartex" xmlns:cx4="http://schemas.microsoft.com/office/drawing/2016/5/10/chartex" xmlns:cx5="http://schemas.microsoft.com/office/drawing/2016/5/11/chartex" xmlns:cx6="http://schemas.microsoft.com/office/drawing/2016/5/12/chartex" xmlns:cx7="http://schemas.microsoft.com/office/drawing/2016/5/13/chartex" xmlns:cx8="http://schemas.microsoft.com/office/drawing/2016/5/14/chartex" xmlns:mc="http://schemas.openxmlformats.org/markup-compatibility/2006" xmlns:aink="http://schemas.microsoft.com/office/drawing/2016/ink" xmlns:am3d="http://schemas.microsoft.com/office/drawing/2017/model3d" xmlns:o="urn:schemas-microsoft-com:office:office" xmlns:oel="http://schemas.microsoft.com/office/2019/extlst" xmlns:r="http://schemas.openxmlformats.org/officeDocument/2006/relationships" xmlns:m="http://schemas.openxmlformats.org/officeDocument/2006/math" xmlns:v="urn:schemas-microsoft-com:vml" xmlns:wp14="http://schemas.microsoft.com/office/word/2010/wordprocessingDrawing" xmlns:wp="http://schemas.openxmlformats.org/drawingml/2006/wordprocessingDrawing" xmlns:w10="urn:schemas-microsoft-com:office:word" xmlns:w="http://schemas.openxmlformats.org/wordprocessingml/2006/main" xmlns:w14="http://schemas.microsoft.com/office/word/2010/wordml" xmlns:w15="http://schemas.microsoft.com/office/word/2012/wordml" xmlns:w16cex="http://schemas.microsoft.com/office/word/2018/wordml/cex" xmlns:w16cid="http://schemas.microsoft.com/office/word/2016/wordml/cid" xmlns:w16="http://schemas.microsoft.com/office/word/2018/wordml" xmlns:w16sdtdh="http://schemas.microsoft.com/office/word/2020/wordml/sdtdatahash" xmlns:w16se="http://schemas.microsoft.com/office/word/2015/wordml/symex" xmlns:wpg="http://schemas.microsoft.com/office/word/2010/wordprocessingGroup" xmlns:wpi="http://schemas.microsoft.com/office/word/2010/wordprocessingInk" xmlns:wne="http://schemas.microsoft.com/office/word/2006/wordml" xmlns:wps="http://schemas.microsoft.com/office/word/2010/wordprocessingShape" mc:Ignorable="w14 w15 w16se w16cid w16 w16cex w16sdtdh wp14">
+  <w:p>
+    <w:pPr>
+      <w:pStyle w:val="Header"/>
+    </w:pPr>
+  </w:p>
+</w:hdr>
+</file>
+
+<file path=word/header2.xml><?xml version="1.0" encoding="utf-8"?>
+<w:hdr xmlns:wpc="http://schemas.microsoft.com/office/word/2010/wordprocessingCanvas" xmlns:cx="http://schemas.microsoft.com/office/drawing/2014/chartex" xmlns:cx1="http://schemas.microsoft.com/office/drawing/2015/9/8/chartex" xmlns:cx2="http://schemas.microsoft.com/office/drawing/2015/10/21/chartex" xmlns:cx3="http://schemas.microsoft.com/office/drawing/2016/5/9/chartex" xmlns:cx4="http://schemas.microsoft.com/office/drawing/2016/5/10/chartex" xmlns:cx5="http://schemas.microsoft.com/office/drawing/2016/5/11/chartex" xmlns:cx6="http://schemas.microsoft.com/office/drawing/2016/5/12/chartex" xmlns:cx7="http://schemas.microsoft.com/office/drawing/2016/5/13/chartex" xmlns:cx8="http://schemas.microsoft.com/office/drawing/2016/5/14/chartex" xmlns:mc="http://schemas.openxmlformats.org/markup-compatibility/2006" xmlns:aink="http://schemas.microsoft.com/office/drawing/2016/ink" xmlns:am3d="http://schemas.microsoft.com/office/drawing/2017/model3d" xmlns:o="urn:schemas-microsoft-com:office:office" xmlns:oel="http://schemas.microsoft.com/office/2019/extlst" xmlns:r="http://schemas.openxmlformats.org/officeDocument/2006/relationships" xmlns:m="http://schemas.openxmlformats.org/officeDocument/2006/math" xmlns:v="urn:schemas-microsoft-com:vml" xmlns:wp14="http://schemas.microsoft.com/office/word/2010/wordprocessingDrawing" xmlns:wp="http://schemas.openxmlformats.org/drawingml/2006/wordprocessingDrawing" xmlns:w10="urn:schemas-microsoft-com:office:word" xmlns:w="http://schemas.openxmlformats.org/wordprocessingml/2006/main" xmlns:w14="http://schemas.microsoft.com/office/word/2010/wordml" xmlns:w15="http://schemas.microsoft.com/office/word/2012/wordml" xmlns:w16cex="http://schemas.microsoft.com/office/word/2018/wordml/cex" xmlns:w16cid="http://schemas.microsoft.com/office/word/2016/wordml/cid" xmlns:w16="http://schemas.microsoft.com/office/word/2018/wordml" xmlns:w16sdtdh="http://schemas.microsoft.com/office/word/2020/wordml/sdtdatahash" xmlns:w16se="http://schemas.microsoft.com/office/word/2015/wordml/symex" xmlns:wpg="http://schemas.microsoft.com/office/word/2010/wordprocessingGroup" xmlns:wpi="http://schemas.microsoft.com/office/word/2010/wordprocessingInk" xmlns:wne="http://schemas.microsoft.com/office/word/2006/wordml" xmlns:wps="http://schemas.microsoft.com/office/word/2010/wordprocessingShape" mc:Ignorable="w14 w15 w16se w16cid w16 w16cex w16sdtdh wp14">
+  <w:p>
+    <w:pPr>
+      <w:pStyle w:val="Header"/>
+    </w:pPr>
+  </w:p>
+</w:hdr>
+</file>
+
+<file path=word/header3.xml><?xml version="1.0" encoding="utf-8"?>
 <w:hdr xmlns:wpc="http://schemas.microsoft.com/office/word/2010/wordprocessingCanvas" xmlns:cx="http://schemas.microsoft.com/office/drawing/2014/chartex" xmlns:cx1="http://schemas.microsoft.com/office/drawing/2015/9/8/chartex" xmlns:cx2="http://schemas.microsoft.com/office/drawing/2015/10/21/chartex" xmlns:cx3="http://schemas.microsoft.com/office/drawing/2016/5/9/chartex" xmlns:cx4="http://schemas.microsoft.com/office/drawing/2016/5/10/chartex" xmlns:cx5="http://schemas.microsoft.com/office/drawing/2016/5/11/chartex" xmlns:cx6="http://schemas.microsoft.com/office/drawing/2016/5/12/chartex" xmlns:cx7="http://schemas.microsoft.com/office/drawing/2016/5/13/chartex" xmlns:cx8="http://schemas.microsoft.com/office/drawing/2016/5/14/chartex" xmlns:mc="http://schemas.openxmlformats.org/markup-compatibility/2006" xmlns:aink="http://schemas.microsoft.com/office/drawing/2016/ink" xmlns:am3d="http://schemas.microsoft.com/office/drawing/2017/model3d" xmlns:o="urn:schemas-microsoft-com:office:office" xmlns:oel="http://schemas.microsoft.com/office/2019/extlst" xmlns:r="http://schemas.openxmlformats.org/officeDocument/2006/relationships" xmlns:m="http://schemas.openxmlformats.org/officeDocument/2006/math" xmlns:v="urn:schemas-microsoft-com:vml" xmlns:wp14="http://schemas.microsoft.com/office/word/2010/wordprocessingDrawing" xmlns:wp="http://schemas.openxmlformats.org/drawingml/2006/wordprocessingDrawing" xmlns:w10="urn:schemas-microsoft-com:office:word" xmlns:w="http://schemas.openxmlformats.org/wordprocessingml/2006/main" xmlns:w14="http://schemas.microsoft.com/office/word/2010/wordml" xmlns:w15="http://schemas.microsoft.com/office/word/2012/wordml" xmlns:w16cex="http://schemas.microsoft.com/office/word/2018/wordml/cex" xmlns:w16cid="http://schemas.microsoft.com/office/word/2016/wordml/cid" xmlns:w16="http://schemas.microsoft.com/office/word/2018/wordml" xmlns:w16sdtdh="http://schemas.microsoft.com/office/word/2020/wordml/sdtdatahash" xmlns:w16se="http://schemas.microsoft.com/office/word/2015/wordml/symex" xmlns:wpg="http://schemas.microsoft.com/office/word/2010/wordprocessingGroup" xmlns:wpi="http://schemas.microsoft.com/office/word/2010/wordprocessingInk" xmlns:wne="http://schemas.microsoft.com/office/word/2006/wordml" xmlns:wps="http://schemas.microsoft.com/office/word/2010/wordprocessingShape" mc:Ignorable="w14 w15 w16se w16cid w16 w16cex w16sdtdh wp14">
   <w:p>
     <w:pPr>
